--- a/rus/docx/04.content.docx
+++ b/rus/docx/04.content.docx
@@ -19,7 +19,7 @@
         <w:rPr>
           <w:lang w:val="ru_RU" w:bidi="ru_RU"/>
         </w:rPr>
-        <w:t>Resource: Заметки к учебнику - Вступления к книгам (Тиндейл)</w:t>
+        <w:t>Resource: Tyndale Open Study Notes</w:t>
       </w:r>
       <w:r>
         <w:rPr>
@@ -112,7 +112,7 @@
         <w:rPr>
           <w:lang w:val="ru_RU" w:bidi="ru_RU"/>
         </w:rPr>
-        <w:t>Заметки к учебнику - Вступления к книгам (Тиндейл)</w:t>
+        <w:t>Tyndale Open Study Notes</w:t>
       </w:r>
     </w:p>
     <w:p>

--- a/rus/docx/04.content.docx
+++ b/rus/docx/04.content.docx
@@ -19,7 +19,7 @@
         <w:rPr>
           <w:lang w:val="ru_RU" w:bidi="ru_RU"/>
         </w:rPr>
-        <w:t>Resource: Tyndale Open Study Notes</w:t>
+        <w:t>Resource: Aquifer Open Study Notes (Book Intros)</w:t>
       </w:r>
       <w:r>
         <w:rPr>
@@ -112,7 +112,7 @@
         <w:rPr>
           <w:lang w:val="ru_RU" w:bidi="ru_RU"/>
         </w:rPr>
-        <w:t>Tyndale Open Study Notes</w:t>
+        <w:t>Aquifer Open Study Notes (Book Intros)</w:t>
       </w:r>
     </w:p>
     <w:p>

--- a/rus/docx/04.content.docx
+++ b/rus/docx/04.content.docx
@@ -381,54 +381,36 @@
         </w:rPr>
         <w:t>Книга Числа показывает читателю три этапа странствия израильтян по пустыне: (1) девятнадцать дней, в течение которых Божий народ готовился к отходу от горы Синай (</w:t>
       </w:r>
-      <w:hyperlink r:id="rId13">
-        <w:r>
-          <w:rPr>
-            <w:lang w:val="ru_RU" w:bidi="ru_RU"/>
-          </w:rPr>
-          <w:rPr>
-            <w:color w:val="0000EE"/>
-            <w:u w:val="single"/>
-          </w:rPr>
-          <w:t>1:1–10:10</w:t>
-        </w:r>
-      </w:hyperlink>
+      <w:r>
+        <w:rPr>
+          <w:lang w:val="ru_RU" w:bidi="ru_RU"/>
+        </w:rPr>
+        <w:t>1:1–10:10</w:t>
+      </w:r>
       <w:r>
         <w:rPr>
           <w:lang w:val="ru_RU" w:bidi="ru_RU"/>
         </w:rPr>
         <w:t>), (2) тридцатидевятилетнее странствование по пустыне от горы Синай до равнин Моава (</w:t>
       </w:r>
-      <w:hyperlink r:id="rId14">
-        <w:r>
-          <w:rPr>
-            <w:lang w:val="ru_RU" w:bidi="ru_RU"/>
-          </w:rPr>
-          <w:rPr>
-            <w:color w:val="0000EE"/>
-            <w:u w:val="single"/>
-          </w:rPr>
-          <w:t>10:11–22:1</w:t>
-        </w:r>
-      </w:hyperlink>
+      <w:r>
+        <w:rPr>
+          <w:lang w:val="ru_RU" w:bidi="ru_RU"/>
+        </w:rPr>
+        <w:t>10:11–22:1</w:t>
+      </w:r>
       <w:r>
         <w:rPr>
           <w:lang w:val="ru_RU" w:bidi="ru_RU"/>
         </w:rPr>
         <w:t>) и (3) последние месяцы пребывания израильского стана на равнинах Моава незадолго до входа в Ханаан (</w:t>
       </w:r>
-      <w:hyperlink r:id="rId15">
-        <w:r>
-          <w:rPr>
-            <w:lang w:val="ru_RU" w:bidi="ru_RU"/>
-          </w:rPr>
-          <w:rPr>
-            <w:color w:val="0000EE"/>
-            <w:u w:val="single"/>
-          </w:rPr>
-          <w:t>21:1–36:13</w:t>
-        </w:r>
-      </w:hyperlink>
+      <w:r>
+        <w:rPr>
+          <w:lang w:val="ru_RU" w:bidi="ru_RU"/>
+        </w:rPr>
+        <w:t>21:1–36:13</w:t>
+      </w:r>
       <w:r>
         <w:rPr>
           <w:lang w:val="ru_RU" w:bidi="ru_RU"/>
@@ -449,36 +431,24 @@
         </w:rPr>
         <w:t xml:space="preserve">Две переписи всего мужского населения Израиля, годного к военной службе (гл. </w:t>
       </w:r>
-      <w:hyperlink r:id="rId16">
-        <w:r>
-          <w:rPr>
-            <w:lang w:val="ru_RU" w:bidi="ru_RU"/>
-          </w:rPr>
-          <w:rPr>
-            <w:color w:val="0000EE"/>
-            <w:u w:val="single"/>
-          </w:rPr>
-          <w:t>1–4</w:t>
-        </w:r>
-      </w:hyperlink>
+      <w:r>
+        <w:rPr>
+          <w:lang w:val="ru_RU" w:bidi="ru_RU"/>
+        </w:rPr>
+        <w:t>1–4</w:t>
+      </w:r>
       <w:r>
         <w:rPr>
           <w:lang w:val="ru_RU" w:bidi="ru_RU"/>
         </w:rPr>
         <w:t xml:space="preserve">, </w:t>
       </w:r>
-      <w:hyperlink r:id="rId17">
-        <w:r>
-          <w:rPr>
-            <w:lang w:val="ru_RU" w:bidi="ru_RU"/>
-          </w:rPr>
-          <w:rPr>
-            <w:color w:val="0000EE"/>
-            <w:u w:val="single"/>
-          </w:rPr>
-          <w:t>26</w:t>
-        </w:r>
-      </w:hyperlink>
+      <w:r>
+        <w:rPr>
+          <w:lang w:val="ru_RU" w:bidi="ru_RU"/>
+        </w:rPr>
+        <w:t>26</w:t>
+      </w:r>
       <w:r>
         <w:rPr>
           <w:lang w:val="ru_RU" w:bidi="ru_RU"/>
@@ -499,144 +469,96 @@
         </w:rPr>
         <w:t xml:space="preserve">В ходе своего путешествия в Обетованную землю израильтяне, вышедшие из Египта, неоднократно поднимали восстание (гл. </w:t>
       </w:r>
-      <w:hyperlink r:id="rId18">
-        <w:r>
-          <w:rPr>
-            <w:lang w:val="ru_RU" w:bidi="ru_RU"/>
-          </w:rPr>
-          <w:rPr>
-            <w:color w:val="0000EE"/>
-            <w:u w:val="single"/>
-          </w:rPr>
-          <w:t>11</w:t>
-        </w:r>
-      </w:hyperlink>
+      <w:r>
+        <w:rPr>
+          <w:lang w:val="ru_RU" w:bidi="ru_RU"/>
+        </w:rPr>
+        <w:t>11</w:t>
+      </w:r>
       <w:r>
         <w:rPr>
           <w:lang w:val="ru_RU" w:bidi="ru_RU"/>
         </w:rPr>
         <w:t xml:space="preserve">, </w:t>
       </w:r>
-      <w:hyperlink r:id="rId19">
-        <w:r>
-          <w:rPr>
-            <w:lang w:val="ru_RU" w:bidi="ru_RU"/>
-          </w:rPr>
-          <w:rPr>
-            <w:color w:val="0000EE"/>
-            <w:u w:val="single"/>
-          </w:rPr>
-          <w:t>12</w:t>
-        </w:r>
-      </w:hyperlink>
+      <w:r>
+        <w:rPr>
+          <w:lang w:val="ru_RU" w:bidi="ru_RU"/>
+        </w:rPr>
+        <w:t>12</w:t>
+      </w:r>
       <w:r>
         <w:rPr>
           <w:lang w:val="ru_RU" w:bidi="ru_RU"/>
         </w:rPr>
         <w:t xml:space="preserve">, </w:t>
       </w:r>
-      <w:hyperlink r:id="rId20">
-        <w:r>
-          <w:rPr>
-            <w:lang w:val="ru_RU" w:bidi="ru_RU"/>
-          </w:rPr>
-          <w:rPr>
-            <w:color w:val="0000EE"/>
-            <w:u w:val="single"/>
-          </w:rPr>
-          <w:t>14</w:t>
-        </w:r>
-      </w:hyperlink>
+      <w:r>
+        <w:rPr>
+          <w:lang w:val="ru_RU" w:bidi="ru_RU"/>
+        </w:rPr>
+        <w:t>14</w:t>
+      </w:r>
       <w:r>
         <w:rPr>
           <w:lang w:val="ru_RU" w:bidi="ru_RU"/>
         </w:rPr>
         <w:t xml:space="preserve">, </w:t>
       </w:r>
-      <w:hyperlink r:id="rId21">
-        <w:r>
-          <w:rPr>
-            <w:lang w:val="ru_RU" w:bidi="ru_RU"/>
-          </w:rPr>
-          <w:rPr>
-            <w:color w:val="0000EE"/>
-            <w:u w:val="single"/>
-          </w:rPr>
-          <w:t>16–17</w:t>
-        </w:r>
-      </w:hyperlink>
+      <w:r>
+        <w:rPr>
+          <w:lang w:val="ru_RU" w:bidi="ru_RU"/>
+        </w:rPr>
+        <w:t>16–17</w:t>
+      </w:r>
       <w:r>
         <w:rPr>
           <w:lang w:val="ru_RU" w:bidi="ru_RU"/>
         </w:rPr>
         <w:t xml:space="preserve">, </w:t>
       </w:r>
-      <w:hyperlink r:id="rId22">
-        <w:r>
-          <w:rPr>
-            <w:lang w:val="ru_RU" w:bidi="ru_RU"/>
-          </w:rPr>
-          <w:rPr>
-            <w:color w:val="0000EE"/>
-            <w:u w:val="single"/>
-          </w:rPr>
-          <w:t>20</w:t>
-        </w:r>
-      </w:hyperlink>
+      <w:r>
+        <w:rPr>
+          <w:lang w:val="ru_RU" w:bidi="ru_RU"/>
+        </w:rPr>
+        <w:t>20</w:t>
+      </w:r>
       <w:r>
         <w:rPr>
           <w:lang w:val="ru_RU" w:bidi="ru_RU"/>
         </w:rPr>
         <w:t xml:space="preserve">, </w:t>
       </w:r>
-      <w:hyperlink r:id="rId23">
-        <w:r>
-          <w:rPr>
-            <w:lang w:val="ru_RU" w:bidi="ru_RU"/>
-          </w:rPr>
-          <w:rPr>
-            <w:color w:val="0000EE"/>
-            <w:u w:val="single"/>
-          </w:rPr>
-          <w:t>25</w:t>
-        </w:r>
-      </w:hyperlink>
+      <w:r>
+        <w:rPr>
+          <w:lang w:val="ru_RU" w:bidi="ru_RU"/>
+        </w:rPr>
+        <w:t>25</w:t>
+      </w:r>
       <w:r>
         <w:rPr>
           <w:lang w:val="ru_RU" w:bidi="ru_RU"/>
         </w:rPr>
         <w:t>). Все они умерли в пустыне, кроме Иисуса Навина и Халева, вера которых осталась непоколебимой (</w:t>
       </w:r>
-      <w:hyperlink r:id="rId24">
-        <w:r>
-          <w:rPr>
-            <w:lang w:val="ru_RU" w:bidi="ru_RU"/>
-          </w:rPr>
-          <w:rPr>
-            <w:color w:val="0000EE"/>
-            <w:u w:val="single"/>
-          </w:rPr>
-          <w:t>13:30</w:t>
-        </w:r>
-      </w:hyperlink>
+      <w:r>
+        <w:rPr>
+          <w:lang w:val="ru_RU" w:bidi="ru_RU"/>
+        </w:rPr>
+        <w:t>13:30</w:t>
+      </w:r>
       <w:r>
         <w:rPr>
           <w:lang w:val="ru_RU" w:bidi="ru_RU"/>
         </w:rPr>
         <w:t xml:space="preserve">; </w:t>
       </w:r>
-      <w:hyperlink r:id="rId25">
-        <w:r>
-          <w:rPr>
-            <w:lang w:val="ru_RU" w:bidi="ru_RU"/>
-          </w:rPr>
-          <w:rPr>
-            <w:color w:val="0000EE"/>
-            <w:u w:val="single"/>
-          </w:rPr>
-          <w:t>14:6–9</w:t>
-        </w:r>
-      </w:hyperlink>
+      <w:r>
+        <w:rPr>
+          <w:lang w:val="ru_RU" w:bidi="ru_RU"/>
+        </w:rPr>
+        <w:t>14:6–9</w:t>
+      </w:r>
       <w:r>
         <w:rPr>
           <w:lang w:val="ru_RU" w:bidi="ru_RU"/>
@@ -657,126 +579,84 @@
         </w:rPr>
         <w:t xml:space="preserve">Кроме этого, в главах </w:t>
       </w:r>
-      <w:hyperlink r:id="rId20">
-        <w:r>
-          <w:rPr>
-            <w:lang w:val="ru_RU" w:bidi="ru_RU"/>
-          </w:rPr>
-          <w:rPr>
-            <w:color w:val="0000EE"/>
-            <w:u w:val="single"/>
-          </w:rPr>
-          <w:t>14</w:t>
-        </w:r>
-      </w:hyperlink>
+      <w:r>
+        <w:rPr>
+          <w:lang w:val="ru_RU" w:bidi="ru_RU"/>
+        </w:rPr>
+        <w:t>14</w:t>
+      </w:r>
       <w:r>
         <w:rPr>
           <w:lang w:val="ru_RU" w:bidi="ru_RU"/>
         </w:rPr>
         <w:t xml:space="preserve">, </w:t>
       </w:r>
-      <w:hyperlink r:id="rId26">
-        <w:r>
-          <w:rPr>
-            <w:lang w:val="ru_RU" w:bidi="ru_RU"/>
-          </w:rPr>
-          <w:rPr>
-            <w:color w:val="0000EE"/>
-            <w:u w:val="single"/>
-          </w:rPr>
-          <w:t>21</w:t>
-        </w:r>
-      </w:hyperlink>
+      <w:r>
+        <w:rPr>
+          <w:lang w:val="ru_RU" w:bidi="ru_RU"/>
+        </w:rPr>
+        <w:t>21</w:t>
+      </w:r>
       <w:r>
         <w:rPr>
           <w:lang w:val="ru_RU" w:bidi="ru_RU"/>
         </w:rPr>
         <w:t xml:space="preserve">, </w:t>
       </w:r>
-      <w:hyperlink r:id="rId27">
-        <w:r>
-          <w:rPr>
-            <w:lang w:val="ru_RU" w:bidi="ru_RU"/>
-          </w:rPr>
-          <w:rPr>
-            <w:color w:val="0000EE"/>
-            <w:u w:val="single"/>
-          </w:rPr>
-          <w:t xml:space="preserve">31 </w:t>
-        </w:r>
-      </w:hyperlink>
+      <w:r>
+        <w:rPr>
+          <w:lang w:val="ru_RU" w:bidi="ru_RU"/>
+        </w:rPr>
+        <w:t xml:space="preserve">31 </w:t>
+      </w:r>
       <w:r>
         <w:rPr>
           <w:lang w:val="ru_RU" w:bidi="ru_RU"/>
         </w:rPr>
         <w:t xml:space="preserve">рассказывается, как Бог несколько раз испытывал армию Израиля перед входом в Ханаан. В </w:t>
       </w:r>
-      <w:hyperlink r:id="rId28">
-        <w:r>
-          <w:rPr>
-            <w:lang w:val="ru_RU" w:bidi="ru_RU"/>
-          </w:rPr>
-          <w:rPr>
-            <w:color w:val="0000EE"/>
-            <w:u w:val="single"/>
-          </w:rPr>
-          <w:t xml:space="preserve">22–24 главах </w:t>
-        </w:r>
-      </w:hyperlink>
+      <w:r>
+        <w:rPr>
+          <w:lang w:val="ru_RU" w:bidi="ru_RU"/>
+        </w:rPr>
+        <w:t xml:space="preserve">22–24 главах </w:t>
+      </w:r>
       <w:r>
         <w:rPr>
           <w:lang w:val="ru_RU" w:bidi="ru_RU"/>
         </w:rPr>
         <w:t xml:space="preserve">приведена история о Валааме. В </w:t>
       </w:r>
-      <w:hyperlink r:id="rId29">
-        <w:r>
-          <w:rPr>
-            <w:lang w:val="ru_RU" w:bidi="ru_RU"/>
-          </w:rPr>
-          <w:rPr>
-            <w:color w:val="0000EE"/>
-            <w:u w:val="single"/>
-          </w:rPr>
-          <w:t xml:space="preserve">32 главе </w:t>
-        </w:r>
-      </w:hyperlink>
+      <w:r>
+        <w:rPr>
+          <w:lang w:val="ru_RU" w:bidi="ru_RU"/>
+        </w:rPr>
+        <w:t xml:space="preserve">32 главе </w:t>
+      </w:r>
       <w:r>
         <w:rPr>
           <w:lang w:val="ru_RU" w:bidi="ru_RU"/>
         </w:rPr>
         <w:t xml:space="preserve">рассказывается о том, какие приготовления совершили израильтяне для своего переселения за реку Иордан. В </w:t>
       </w:r>
-      <w:hyperlink r:id="rId30">
-        <w:r>
-          <w:rPr>
-            <w:lang w:val="ru_RU" w:bidi="ru_RU"/>
-          </w:rPr>
-          <w:rPr>
-            <w:color w:val="0000EE"/>
-            <w:u w:val="single"/>
-          </w:rPr>
-          <w:t>33 главе</w:t>
-        </w:r>
-      </w:hyperlink>
+      <w:r>
+        <w:rPr>
+          <w:lang w:val="ru_RU" w:bidi="ru_RU"/>
+        </w:rPr>
+        <w:t>33 главе</w:t>
+      </w:r>
       <w:r>
         <w:rPr>
           <w:lang w:val="ru_RU" w:bidi="ru_RU"/>
         </w:rPr>
         <w:t xml:space="preserve"> делается итоговый обзор их сорокалетнего странствования по пустыне, а в </w:t>
       </w:r>
-      <w:hyperlink r:id="rId31">
-        <w:r>
-          <w:rPr>
-            <w:lang w:val="ru_RU" w:bidi="ru_RU"/>
-          </w:rPr>
-          <w:rPr>
-            <w:color w:val="0000EE"/>
-            <w:u w:val="single"/>
-          </w:rPr>
-          <w:t>34–36 главах</w:t>
-        </w:r>
-      </w:hyperlink>
+      <w:r>
+        <w:rPr>
+          <w:lang w:val="ru_RU" w:bidi="ru_RU"/>
+        </w:rPr>
+        <w:t>34–36 главах</w:t>
+      </w:r>
       <w:r>
         <w:rPr>
           <w:lang w:val="ru_RU" w:bidi="ru_RU"/>
@@ -822,36 +702,24 @@
         </w:rPr>
         <w:t xml:space="preserve">Как и в случае с остальными книгами Пятикнижия автором книги Числа традиционно считается Моисей. До появления современных исследований еврейские и христианские учёные придерживались авторства Моисея, равно как об этом говорится в Ветхом и Новом Заветах и в многочисленных произведениях древнееврейской литературы. Упоминания о Моисее как об авторе встречаются на протяжении всего Пятикнижия (напр., в </w:t>
       </w:r>
-      <w:hyperlink r:id="rId32">
-        <w:r>
-          <w:rPr>
-            <w:lang w:val="ru_RU" w:bidi="ru_RU"/>
-          </w:rPr>
-          <w:rPr>
-            <w:color w:val="0000EE"/>
-            <w:u w:val="single"/>
-          </w:rPr>
-          <w:t>Чис.33:1–2</w:t>
-        </w:r>
-      </w:hyperlink>
+      <w:r>
+        <w:rPr>
+          <w:lang w:val="ru_RU" w:bidi="ru_RU"/>
+        </w:rPr>
+        <w:t>Чис.33:1–2</w:t>
+      </w:r>
       <w:r>
         <w:rPr>
           <w:lang w:val="ru_RU" w:bidi="ru_RU"/>
         </w:rPr>
         <w:t>). Поэтому нет причин подвергать этот факт сомнению, ссылаясь на низкий уровень грамотности израильского народа в период его выхода из Египта и завоевания Ханаана. Исключением может стать отрывок, в котором говорится о смерти Моисея (</w:t>
       </w:r>
-      <w:hyperlink r:id="rId33">
-        <w:r>
-          <w:rPr>
-            <w:lang w:val="ru_RU" w:bidi="ru_RU"/>
-          </w:rPr>
-          <w:rPr>
-            <w:color w:val="0000EE"/>
-            <w:u w:val="single"/>
-          </w:rPr>
-          <w:t>Втор.34</w:t>
-        </w:r>
-      </w:hyperlink>
+      <w:r>
+        <w:rPr>
+          <w:lang w:val="ru_RU" w:bidi="ru_RU"/>
+        </w:rPr>
+        <w:t>Втор.34</w:t>
+      </w:r>
       <w:r>
         <w:rPr>
           <w:lang w:val="ru_RU" w:bidi="ru_RU"/>
@@ -990,36 +858,24 @@
         </w:rPr>
         <w:t xml:space="preserve">Название книги. Название этой книги связано с большим количеством приведённых в ней статистических данных (см. гл. </w:t>
       </w:r>
-      <w:hyperlink r:id="rId16">
-        <w:r>
-          <w:rPr>
-            <w:lang w:val="ru_RU" w:bidi="ru_RU"/>
-          </w:rPr>
-          <w:rPr>
-            <w:color w:val="0000EE"/>
-            <w:u w:val="single"/>
-          </w:rPr>
-          <w:t>1–4</w:t>
-        </w:r>
-      </w:hyperlink>
+      <w:r>
+        <w:rPr>
+          <w:lang w:val="ru_RU" w:bidi="ru_RU"/>
+        </w:rPr>
+        <w:t>1–4</w:t>
+      </w:r>
       <w:r>
         <w:rPr>
           <w:lang w:val="ru_RU" w:bidi="ru_RU"/>
         </w:rPr>
         <w:t xml:space="preserve">, </w:t>
       </w:r>
-      <w:hyperlink r:id="rId17">
-        <w:r>
-          <w:rPr>
-            <w:lang w:val="ru_RU" w:bidi="ru_RU"/>
-          </w:rPr>
-          <w:rPr>
-            <w:color w:val="0000EE"/>
-            <w:u w:val="single"/>
-          </w:rPr>
-          <w:t>26</w:t>
-        </w:r>
-      </w:hyperlink>
+      <w:r>
+        <w:rPr>
+          <w:lang w:val="ru_RU" w:bidi="ru_RU"/>
+        </w:rPr>
+        <w:t>26</w:t>
+      </w:r>
       <w:r>
         <w:rPr>
           <w:lang w:val="ru_RU" w:bidi="ru_RU"/>
@@ -1083,18 +939,12 @@
         </w:rPr>
         <w:t xml:space="preserve"> («в пустыне»). Это слово четвёртое по счёту в </w:t>
       </w:r>
-      <w:hyperlink r:id="rId34">
-        <w:r>
-          <w:rPr>
-            <w:lang w:val="ru_RU" w:bidi="ru_RU"/>
-          </w:rPr>
-          <w:rPr>
-            <w:color w:val="0000EE"/>
-            <w:u w:val="single"/>
-          </w:rPr>
-          <w:t>Чис.1:1</w:t>
-        </w:r>
-      </w:hyperlink>
+      <w:r>
+        <w:rPr>
+          <w:lang w:val="ru_RU" w:bidi="ru_RU"/>
+        </w:rPr>
+        <w:t>Чис.1:1</w:t>
+      </w:r>
       <w:r>
         <w:rPr>
           <w:lang w:val="ru_RU" w:bidi="ru_RU"/>
@@ -1115,108 +965,72 @@
         </w:rPr>
         <w:t xml:space="preserve">Литературный жанр. В книге Числа встречаются разнообразные литературные жанры, такие как повествования (напр., </w:t>
       </w:r>
-      <w:hyperlink r:id="rId35">
-        <w:r>
-          <w:rPr>
-            <w:lang w:val="ru_RU" w:bidi="ru_RU"/>
-          </w:rPr>
-          <w:rPr>
-            <w:color w:val="0000EE"/>
-            <w:u w:val="single"/>
-          </w:rPr>
-          <w:t>10:11–14:45</w:t>
-        </w:r>
-      </w:hyperlink>
+      <w:r>
+        <w:rPr>
+          <w:lang w:val="ru_RU" w:bidi="ru_RU"/>
+        </w:rPr>
+        <w:t>10:11–14:45</w:t>
+      </w:r>
       <w:r>
         <w:rPr>
           <w:lang w:val="ru_RU" w:bidi="ru_RU"/>
         </w:rPr>
         <w:t xml:space="preserve">), поэзия (напр.,гл. </w:t>
       </w:r>
-      <w:hyperlink r:id="rId36">
-        <w:r>
-          <w:rPr>
-            <w:lang w:val="ru_RU" w:bidi="ru_RU"/>
-          </w:rPr>
-          <w:rPr>
-            <w:color w:val="0000EE"/>
-            <w:u w:val="single"/>
-          </w:rPr>
-          <w:t>23–24</w:t>
-        </w:r>
-      </w:hyperlink>
+      <w:r>
+        <w:rPr>
+          <w:lang w:val="ru_RU" w:bidi="ru_RU"/>
+        </w:rPr>
+        <w:t>23–24</w:t>
+      </w:r>
       <w:r>
         <w:rPr>
           <w:lang w:val="ru_RU" w:bidi="ru_RU"/>
         </w:rPr>
         <w:t xml:space="preserve">) и законодательные тексты (напр., гл. </w:t>
       </w:r>
-      <w:hyperlink r:id="rId37">
-        <w:r>
-          <w:rPr>
-            <w:lang w:val="ru_RU" w:bidi="ru_RU"/>
-          </w:rPr>
-          <w:rPr>
-            <w:color w:val="0000EE"/>
-            <w:u w:val="single"/>
-          </w:rPr>
-          <w:t>4–6</w:t>
-        </w:r>
-      </w:hyperlink>
+      <w:r>
+        <w:rPr>
+          <w:lang w:val="ru_RU" w:bidi="ru_RU"/>
+        </w:rPr>
+        <w:t>4–6</w:t>
+      </w:r>
       <w:r>
         <w:rPr>
           <w:lang w:val="ru_RU" w:bidi="ru_RU"/>
         </w:rPr>
         <w:t xml:space="preserve">). В ней также содержатся списки фактов и цифр, например, данные переписи (гл. </w:t>
       </w:r>
-      <w:hyperlink r:id="rId16">
-        <w:r>
-          <w:rPr>
-            <w:lang w:val="ru_RU" w:bidi="ru_RU"/>
-          </w:rPr>
-          <w:rPr>
-            <w:color w:val="0000EE"/>
-            <w:u w:val="single"/>
-          </w:rPr>
-          <w:t>1–4</w:t>
-        </w:r>
-      </w:hyperlink>
+      <w:r>
+        <w:rPr>
+          <w:lang w:val="ru_RU" w:bidi="ru_RU"/>
+        </w:rPr>
+        <w:t>1–4</w:t>
+      </w:r>
       <w:r>
         <w:rPr>
           <w:lang w:val="ru_RU" w:bidi="ru_RU"/>
         </w:rPr>
         <w:t xml:space="preserve">), подсчёты даров и приношений (гл. </w:t>
       </w:r>
-      <w:hyperlink r:id="rId38">
-        <w:r>
-          <w:rPr>
-            <w:lang w:val="ru_RU" w:bidi="ru_RU"/>
-          </w:rPr>
-          <w:rPr>
-            <w:color w:val="0000EE"/>
-            <w:u w:val="single"/>
-          </w:rPr>
-          <w:t>7</w:t>
-        </w:r>
-      </w:hyperlink>
+      <w:r>
+        <w:rPr>
+          <w:lang w:val="ru_RU" w:bidi="ru_RU"/>
+        </w:rPr>
+        <w:t>7</w:t>
+      </w:r>
       <w:r>
         <w:rPr>
           <w:lang w:val="ru_RU" w:bidi="ru_RU"/>
         </w:rPr>
         <w:t xml:space="preserve">) и маршруты передвижений (гл. </w:t>
       </w:r>
-      <w:hyperlink r:id="rId30">
-        <w:r>
-          <w:rPr>
-            <w:lang w:val="ru_RU" w:bidi="ru_RU"/>
-          </w:rPr>
-          <w:rPr>
-            <w:color w:val="0000EE"/>
-            <w:u w:val="single"/>
-          </w:rPr>
-          <w:t>33</w:t>
-        </w:r>
-      </w:hyperlink>
+      <w:r>
+        <w:rPr>
+          <w:lang w:val="ru_RU" w:bidi="ru_RU"/>
+        </w:rPr>
+        <w:t>33</w:t>
+      </w:r>
       <w:r>
         <w:rPr>
           <w:lang w:val="ru_RU" w:bidi="ru_RU"/>
@@ -1250,108 +1064,72 @@
         </w:rPr>
         <w:t xml:space="preserve"> (</w:t>
       </w:r>
-      <w:hyperlink r:id="rId39">
-        <w:r>
-          <w:rPr>
-            <w:lang w:val="ru_RU" w:bidi="ru_RU"/>
-          </w:rPr>
-          <w:rPr>
-            <w:color w:val="0000EE"/>
-            <w:u w:val="single"/>
-          </w:rPr>
-          <w:t>21:14–15</w:t>
-        </w:r>
-      </w:hyperlink>
+      <w:r>
+        <w:rPr>
+          <w:lang w:val="ru_RU" w:bidi="ru_RU"/>
+        </w:rPr>
+        <w:t>21:14–15</w:t>
+      </w:r>
       <w:r>
         <w:rPr>
           <w:lang w:val="ru_RU" w:bidi="ru_RU"/>
         </w:rPr>
         <w:t>), «Песнь о колодце» (</w:t>
       </w:r>
-      <w:hyperlink r:id="rId40">
-        <w:r>
-          <w:rPr>
-            <w:lang w:val="ru_RU" w:bidi="ru_RU"/>
-          </w:rPr>
-          <w:rPr>
-            <w:color w:val="0000EE"/>
-            <w:u w:val="single"/>
-          </w:rPr>
-          <w:t>21:17–18</w:t>
-        </w:r>
-      </w:hyperlink>
+      <w:r>
+        <w:rPr>
+          <w:lang w:val="ru_RU" w:bidi="ru_RU"/>
+        </w:rPr>
+        <w:t>21:17–18</w:t>
+      </w:r>
       <w:r>
         <w:rPr>
           <w:lang w:val="ru_RU" w:bidi="ru_RU"/>
         </w:rPr>
         <w:t>) и «Песнь о Есевоне» (</w:t>
       </w:r>
-      <w:hyperlink r:id="rId41">
-        <w:r>
-          <w:rPr>
-            <w:lang w:val="ru_RU" w:bidi="ru_RU"/>
-          </w:rPr>
-          <w:rPr>
-            <w:color w:val="0000EE"/>
-            <w:u w:val="single"/>
-          </w:rPr>
-          <w:t>21:27–30</w:t>
-        </w:r>
-      </w:hyperlink>
+      <w:r>
+        <w:rPr>
+          <w:lang w:val="ru_RU" w:bidi="ru_RU"/>
+        </w:rPr>
+        <w:t>21:27–30</w:t>
+      </w:r>
       <w:r>
         <w:rPr>
           <w:lang w:val="ru_RU" w:bidi="ru_RU"/>
         </w:rPr>
         <w:t xml:space="preserve">). Главы </w:t>
       </w:r>
-      <w:hyperlink r:id="rId36">
-        <w:r>
-          <w:rPr>
-            <w:lang w:val="ru_RU" w:bidi="ru_RU"/>
-          </w:rPr>
-          <w:rPr>
-            <w:color w:val="0000EE"/>
-            <w:u w:val="single"/>
-          </w:rPr>
-          <w:t>23–24</w:t>
-        </w:r>
-      </w:hyperlink>
+      <w:r>
+        <w:rPr>
+          <w:lang w:val="ru_RU" w:bidi="ru_RU"/>
+        </w:rPr>
+        <w:t>23–24</w:t>
+      </w:r>
       <w:r>
         <w:rPr>
           <w:lang w:val="ru_RU" w:bidi="ru_RU"/>
         </w:rPr>
         <w:t xml:space="preserve"> содержат много поэтический речей Валаама, не израильского пророка. Скорее всего, отрывок </w:t>
       </w:r>
-      <w:hyperlink r:id="rId42">
-        <w:r>
-          <w:rPr>
-            <w:lang w:val="ru_RU" w:bidi="ru_RU"/>
-          </w:rPr>
-          <w:rPr>
-            <w:color w:val="0000EE"/>
-            <w:u w:val="single"/>
-          </w:rPr>
-          <w:t>31:32–47</w:t>
-        </w:r>
-      </w:hyperlink>
+      <w:r>
+        <w:rPr>
+          <w:lang w:val="ru_RU" w:bidi="ru_RU"/>
+        </w:rPr>
+        <w:t>31:32–47</w:t>
+      </w:r>
       <w:r>
         <w:rPr>
           <w:lang w:val="ru_RU" w:bidi="ru_RU"/>
         </w:rPr>
         <w:t xml:space="preserve"> был создан на основании списка военных трофеев. А в основу написания </w:t>
       </w:r>
-      <w:hyperlink r:id="rId30">
-        <w:r>
-          <w:rPr>
-            <w:lang w:val="ru_RU" w:bidi="ru_RU"/>
-          </w:rPr>
-          <w:rPr>
-            <w:color w:val="0000EE"/>
-            <w:u w:val="single"/>
-          </w:rPr>
-          <w:t>33 главы</w:t>
-        </w:r>
-      </w:hyperlink>
+      <w:r>
+        <w:rPr>
+          <w:lang w:val="ru_RU" w:bidi="ru_RU"/>
+        </w:rPr>
+        <w:t>33 главы</w:t>
+      </w:r>
       <w:r>
         <w:rPr>
           <w:lang w:val="ru_RU" w:bidi="ru_RU"/>
@@ -1379,18 +1157,12 @@
         </w:rPr>
         <w:t xml:space="preserve">Текст. Еврейский текст книги Числа сохранился очень хорошо, за исключением нескольких поэтических фрагментов, записанных в главах </w:t>
       </w:r>
-      <w:hyperlink r:id="rId43">
-        <w:r>
-          <w:rPr>
-            <w:lang w:val="ru_RU" w:bidi="ru_RU"/>
-          </w:rPr>
-          <w:rPr>
-            <w:color w:val="0000EE"/>
-            <w:u w:val="single"/>
-          </w:rPr>
-          <w:t>21–24</w:t>
-        </w:r>
-      </w:hyperlink>
+      <w:r>
+        <w:rPr>
+          <w:lang w:val="ru_RU" w:bidi="ru_RU"/>
+        </w:rPr>
+        <w:t>21–24</w:t>
+      </w:r>
       <w:r>
         <w:rPr>
           <w:lang w:val="ru_RU" w:bidi="ru_RU"/>
@@ -1480,36 +1252,24 @@
         </w:rPr>
         <w:t xml:space="preserve">В </w:t>
       </w:r>
-      <w:hyperlink r:id="rId44">
-        <w:r>
-          <w:rPr>
-            <w:lang w:val="ru_RU" w:bidi="ru_RU"/>
-          </w:rPr>
-          <w:rPr>
-            <w:color w:val="0000EE"/>
-            <w:u w:val="single"/>
-          </w:rPr>
-          <w:t>1 Коринфянам 10:1–11</w:t>
-        </w:r>
-      </w:hyperlink>
+      <w:r>
+        <w:rPr>
+          <w:lang w:val="ru_RU" w:bidi="ru_RU"/>
+        </w:rPr>
+        <w:t>1 Коринфянам 10:1–11</w:t>
+      </w:r>
       <w:r>
         <w:rPr>
           <w:lang w:val="ru_RU" w:bidi="ru_RU"/>
         </w:rPr>
         <w:t xml:space="preserve"> апостол Павел предупреждает своих читателей об опасности идолопоклонства, ропота и разврата, потому что не хочет, чтобы они погибли так же, как израильтяне в пустыне. Он говорит, что подобный образ жизни неугоден Богу и что последователи Христа не должны испытывать Господа подобным образом (</w:t>
       </w:r>
-      <w:hyperlink r:id="rId45">
-        <w:r>
-          <w:rPr>
-            <w:lang w:val="ru_RU" w:bidi="ru_RU"/>
-          </w:rPr>
-          <w:rPr>
-            <w:color w:val="0000EE"/>
-            <w:u w:val="single"/>
-          </w:rPr>
-          <w:t>1Кор.10:9</w:t>
-        </w:r>
-      </w:hyperlink>
+      <w:r>
+        <w:rPr>
+          <w:lang w:val="ru_RU" w:bidi="ru_RU"/>
+        </w:rPr>
+        <w:t>1Кор.10:9</w:t>
+      </w:r>
       <w:r>
         <w:rPr>
           <w:lang w:val="ru_RU" w:bidi="ru_RU"/>
@@ -1523,18 +1283,12 @@
         </w:rPr>
         <w:t>Автор Послания к Евреям приводит многочисленные примеры жестокосердия и непослушания Израиля, которые всегда заканчивались Божьим гневом (</w:t>
       </w:r>
-      <w:hyperlink r:id="rId46">
-        <w:r>
-          <w:rPr>
-            <w:lang w:val="ru_RU" w:bidi="ru_RU"/>
-          </w:rPr>
-          <w:rPr>
-            <w:color w:val="0000EE"/>
-            <w:u w:val="single"/>
-          </w:rPr>
-          <w:t>Евр.3:7–4:11</w:t>
-        </w:r>
-      </w:hyperlink>
+      <w:r>
+        <w:rPr>
+          <w:lang w:val="ru_RU" w:bidi="ru_RU"/>
+        </w:rPr>
+        <w:t>Евр.3:7–4:11</w:t>
+      </w:r>
       <w:r>
         <w:rPr>
           <w:lang w:val="ru_RU" w:bidi="ru_RU"/>
@@ -1547,18 +1301,12 @@
         </w:rPr>
         <w:t xml:space="preserve">Эти стихи, в значительной схожи с </w:t>
       </w:r>
-      <w:hyperlink r:id="rId47">
-        <w:r>
-          <w:rPr>
-            <w:lang w:val="ru_RU" w:bidi="ru_RU"/>
-          </w:rPr>
-          <w:rPr>
-            <w:color w:val="0000EE"/>
-            <w:u w:val="single"/>
-          </w:rPr>
-          <w:t>Псалмом 94</w:t>
-        </w:r>
-      </w:hyperlink>
+      <w:r>
+        <w:rPr>
+          <w:lang w:val="ru_RU" w:bidi="ru_RU"/>
+        </w:rPr>
+        <w:t>Псалмом 94</w:t>
+      </w:r>
       <w:r>
         <w:rPr>
           <w:lang w:val="ru_RU" w:bidi="ru_RU"/>
@@ -1577,18 +1325,12 @@
           <w:lang w:val="ru_RU" w:bidi="ru_RU"/>
         </w:rPr>
       </w:r>
-      <w:hyperlink r:id="rId48">
-        <w:r>
-          <w:rPr>
-            <w:lang w:val="ru_RU" w:bidi="ru_RU"/>
-          </w:rPr>
-          <w:rPr>
-            <w:color w:val="0000EE"/>
-            <w:u w:val="single"/>
-          </w:rPr>
-          <w:t>Послание Иуды 1:5</w:t>
-        </w:r>
-      </w:hyperlink>
+      <w:r>
+        <w:rPr>
+          <w:lang w:val="ru_RU" w:bidi="ru_RU"/>
+        </w:rPr>
+        <w:t>Послание Иуды 1:5</w:t>
+      </w:r>
       <w:r>
         <w:rPr>
           <w:lang w:val="ru_RU" w:bidi="ru_RU"/>
